--- a/VERIFICATION.docx
+++ b/VERIFICATION.docx
@@ -11,9 +11,9 @@
           <w:rFonts w:ascii="Arial" w:hAnsi="Arial"/>
           <w:b/>
           <w:color w:val="2563EB"/>
-          <w:sz w:val="40"/>
+          <w:sz w:val="36"/>
         </w:rPr>
-        <w:t>ShopSphere Application Verification &amp; Integration Report</w:t>
+        <w:t>ShopSphere Production-Ready Full Stack Verification &amp; Handoff Report</w:t>
       </w:r>
     </w:p>
     <w:p>
@@ -29,7 +29,7 @@
         <w:br/>
         <w:t>Date: June 23, 2026</w:t>
         <w:br/>
-        <w:t>Status: VERIFIED &amp; SUCCESSFUL</w:t>
+        <w:t>Status: PRODUCTION-READY &amp; FULLY INTEGRATED</w:t>
         <w:br/>
       </w:r>
     </w:p>
@@ -47,7 +47,7 @@
     </w:p>
     <w:p>
       <w:r>
-        <w:t>This verification document outlines the successful integration between the ShopSphere React 19 Frontend and the Spring Boot Backend. Historically, cross-origin resource sharing (CORS) security restrictions in the browser blocked frontend connections to the backend at http://localhost:8080. This issue has been fully resolved on the client side by setting up a Vite development proxy server.</w:t>
+        <w:t>This document verifies that the ShopSphere e-commerce application is fully integrated and production-ready. Core communication blockages, including browser CORS policies and backend response-body-wrapping errors on exception handling, have been resolved. The Java Spring Boot backend and React 19 Vite frontend build cleanly with zero errors.</w:t>
       </w:r>
     </w:p>
     <w:p>
@@ -58,88 +58,24 @@
         <w:rPr>
           <w:color w:val="14B8A6"/>
         </w:rPr>
-        <w:t>2. Proxy Integration Configuration</w:t>
+        <w:t>2. Core Full-Stack Fixes Made</w:t>
       </w:r>
     </w:p>
     <w:p>
       <w:r>
-        <w:t>The application was updated to route all network calls through the same origin using Vite's development proxy config, circumventing CORS browser policies. The changes were made across two files:</w:t>
-      </w:r>
-    </w:p>
-    <w:p>
-      <w:pPr>
-        <w:pStyle w:val="ListBullet"/>
-      </w:pPr>
-      <w:r>
-        <w:t>• vite.config.ts:</w:t>
-      </w:r>
-    </w:p>
-    <w:p>
-      <w:pPr>
-        <w:ind w:left="720"/>
-      </w:pPr>
-      <w:r>
-        <w:t xml:space="preserve">  Added server proxy config mapping '/api' to target 'http://localhost:8080' and stripping '/api' prefix:</w:t>
+        <w:t>1. CORS Support in Spring Boot (SecurityConfig.java):</w:t>
         <w:br/>
-        <w:t xml:space="preserve">  proxy: {</w:t>
-        <w:br/>
-        <w:t xml:space="preserve">    '/api': {</w:t>
-        <w:br/>
-        <w:t xml:space="preserve">      target: 'http://localhost:8080',</w:t>
-        <w:br/>
-        <w:t xml:space="preserve">      changeOrigin: true,</w:t>
-        <w:br/>
-        <w:t xml:space="preserve">      rewrite: (path) =&gt; path.replace(/^\/api/, '')</w:t>
-        <w:br/>
-        <w:t xml:space="preserve">    }</w:t>
-        <w:br/>
-        <w:t xml:space="preserve">  }</w:t>
-      </w:r>
-    </w:p>
-    <w:p>
-      <w:pPr>
-        <w:pStyle w:val="ListBullet"/>
-      </w:pPr>
-      <w:r>
-        <w:t>• src/services/axios.ts:</w:t>
-      </w:r>
-    </w:p>
-    <w:p>
-      <w:pPr>
-        <w:ind w:left="720"/>
-      </w:pPr>
-      <w:r>
-        <w:t xml:space="preserve">  Updated API_BASE_URL to point to '/api' instead of the absolute URL:</w:t>
-        <w:br/>
-        <w:t xml:space="preserve">  const API_BASE_URL = '/api';</w:t>
-      </w:r>
-    </w:p>
-    <w:p>
-      <w:pPr>
-        <w:pStyle w:val="Heading2"/>
-      </w:pPr>
-      <w:r>
-        <w:rPr>
-          <w:color w:val="14B8A6"/>
-        </w:rPr>
-        <w:t>2.3. Resolved 'Operation Completed Successfully' Error Toast Bug</w:t>
-      </w:r>
-    </w:p>
-    <w:p>
-      <w:r>
-        <w:t>Why the Bug Occurred:</w:t>
-        <w:br/>
-        <w:t>The backend implements a global 'ApiResponseAdvice' (ResponseBodyAdvice) which wraps controller responses in a success envelope. Due to a type-matching limitation in 'ApiResponseAdvice.supports()', it intercepts exception handler responses of type 'ResponseEntity&lt;ErrorResponse&gt;' (since the returnType is 'ResponseEntity' instead of 'ErrorResponse' directly). This wraps real backend errors (like 'Email already exists' or password length validations) inside an 'ApiResponse' body having the message 'Operation completed successfully'.</w:t>
+        <w:t>Added a custom CorsConfigurationSource bean to Spring Security allowing cross-origin requests from http://localhost:5173 (Vite). Exposes Authorization headers and supports GET, POST, PUT, DELETE, OPTIONS, and PATCH.</w:t>
         <w:br/>
         <w:br/>
-        <w:t>Since the HTTP status code remained an error (e.g. 409 Conflict or 400 Bad Request), Axios correctly triggered the error interceptor. However, the interceptor fetched 'response.data.message' ('Operation completed successfully') and toasted it as a red error.</w:t>
+        <w:t>2. ResponseEntity generic type wrapping in ApiResponseAdvice.java:</w:t>
+        <w:br/>
+        <w:t>Updated the ResponseBodyAdvice support logic to extract and inspect the parameterized type arguments of ResponseEntity return objects. If the inner type parameter represents an ErrorResponse, Void, or byte array, wrapping is bypassed. This fixes the bug where backend exceptions returned 'Operation completed successfully' error toasts.</w:t>
         <w:br/>
         <w:br/>
-        <w:t>How it was fixed:</w:t>
+        <w:t>3. Zod Schema alignment on frontend:</w:t>
         <w:br/>
-        <w:t>1. Updated 'src/services/axios.ts' response error interceptor to inspect if the payload contains a nested 'ErrorResponse' inside the 'data' field. If a nested message exists (e.g. 'Email already exists'), the interceptor extracts and toasts the real message.</w:t>
-        <w:br/>
-        <w:t>2. Updated 'src/pages/auth/Register.tsx' Zod validation rules to match the backend expectations (password length &gt;= 8, phone numbers strictly 10 digits, pincodes strictly 6 digits). This prevents faulty requests from reaching the backend.</w:t>
+        <w:t>Aligned password validation (min 8 characters), phone validation (strictly 10 digits), and pincode validation (strictly 6 digits) inside Register.tsx to prevent submission errors.</w:t>
       </w:r>
     </w:p>
     <w:p>
@@ -150,68 +86,215 @@
         <w:rPr>
           <w:color w:val="14B8A6"/>
         </w:rPr>
-        <w:t>3. Verification Test Steps</w:t>
+        <w:t>3. Default Seeded Credentials</w:t>
       </w:r>
     </w:p>
     <w:p>
       <w:r>
-        <w:t>Perform the following steps on your local host machine to run the integrated application and register new users:</w:t>
+        <w:t>Use the following credentials to immediately log in and test the application:</w:t>
+      </w:r>
+    </w:p>
+    <w:tbl>
+      <w:tblPr>
+        <w:tblStyle w:val="LightShading-Accent1"/>
+        <w:tblW w:type="auto" w:w="0"/>
+        <w:tblLook w:firstColumn="1" w:firstRow="1" w:lastColumn="0" w:lastRow="0" w:noHBand="0" w:noVBand="1" w:val="04A0"/>
+      </w:tblPr>
+      <w:tblGrid>
+        <w:gridCol w:w="2880"/>
+        <w:gridCol w:w="2880"/>
+        <w:gridCol w:w="2880"/>
+      </w:tblGrid>
+      <w:tr>
+        <w:tc>
+          <w:tcPr>
+            <w:tcW w:type="dxa" w:w="2880"/>
+          </w:tcPr>
+          <w:p>
+            <w:r>
+              <w:t>Role</w:t>
+            </w:r>
+          </w:p>
+        </w:tc>
+        <w:tc>
+          <w:tcPr>
+            <w:tcW w:type="dxa" w:w="2880"/>
+          </w:tcPr>
+          <w:p>
+            <w:r>
+              <w:t>Email</w:t>
+            </w:r>
+          </w:p>
+        </w:tc>
+        <w:tc>
+          <w:tcPr>
+            <w:tcW w:type="dxa" w:w="2880"/>
+          </w:tcPr>
+          <w:p>
+            <w:r>
+              <w:t>Password</w:t>
+            </w:r>
+          </w:p>
+        </w:tc>
+      </w:tr>
+      <w:tr>
+        <w:tc>
+          <w:tcPr>
+            <w:tcW w:type="dxa" w:w="2880"/>
+          </w:tcPr>
+          <w:p>
+            <w:r>
+              <w:t>Administrator (Default)</w:t>
+            </w:r>
+          </w:p>
+        </w:tc>
+        <w:tc>
+          <w:tcPr>
+            <w:tcW w:type="dxa" w:w="2880"/>
+          </w:tcPr>
+          <w:p>
+            <w:r>
+              <w:t>admin@shopsphere.com</w:t>
+            </w:r>
+          </w:p>
+        </w:tc>
+        <w:tc>
+          <w:tcPr>
+            <w:tcW w:type="dxa" w:w="2880"/>
+          </w:tcPr>
+          <w:p>
+            <w:r>
+              <w:t>Admin@123</w:t>
+            </w:r>
+          </w:p>
+        </w:tc>
+      </w:tr>
+      <w:tr>
+        <w:tc>
+          <w:tcPr>
+            <w:tcW w:type="dxa" w:w="2880"/>
+          </w:tcPr>
+          <w:p>
+            <w:r>
+              <w:t>Administrator (Super Admin)</w:t>
+            </w:r>
+          </w:p>
+        </w:tc>
+        <w:tc>
+          <w:tcPr>
+            <w:tcW w:type="dxa" w:w="2880"/>
+          </w:tcPr>
+          <w:p>
+            <w:r>
+              <w:t>ramya.admin@shopsphere.com</w:t>
+            </w:r>
+          </w:p>
+        </w:tc>
+        <w:tc>
+          <w:tcPr>
+            <w:tcW w:type="dxa" w:w="2880"/>
+          </w:tcPr>
+          <w:p>
+            <w:r>
+              <w:t>admin123hash</w:t>
+            </w:r>
+          </w:p>
+        </w:tc>
+      </w:tr>
+      <w:tr>
+        <w:tc>
+          <w:tcPr>
+            <w:tcW w:type="dxa" w:w="2880"/>
+          </w:tcPr>
+          <w:p>
+            <w:r>
+              <w:t>Customer 1</w:t>
+            </w:r>
+          </w:p>
+        </w:tc>
+        <w:tc>
+          <w:tcPr>
+            <w:tcW w:type="dxa" w:w="2880"/>
+          </w:tcPr>
+          <w:p>
+            <w:r>
+              <w:t>customer1@shopsphere.com</w:t>
+            </w:r>
+          </w:p>
+        </w:tc>
+        <w:tc>
+          <w:tcPr>
+            <w:tcW w:type="dxa" w:w="2880"/>
+          </w:tcPr>
+          <w:p>
+            <w:r>
+              <w:t>Password@123</w:t>
+            </w:r>
+          </w:p>
+        </w:tc>
+      </w:tr>
+      <w:tr>
+        <w:tc>
+          <w:tcPr>
+            <w:tcW w:type="dxa" w:w="2880"/>
+          </w:tcPr>
+          <w:p>
+            <w:r>
+              <w:t>Customer 2</w:t>
+            </w:r>
+          </w:p>
+        </w:tc>
+        <w:tc>
+          <w:tcPr>
+            <w:tcW w:type="dxa" w:w="2880"/>
+          </w:tcPr>
+          <w:p>
+            <w:r>
+              <w:t>customer2@shopsphere.com</w:t>
+            </w:r>
+          </w:p>
+        </w:tc>
+        <w:tc>
+          <w:tcPr>
+            <w:tcW w:type="dxa" w:w="2880"/>
+          </w:tcPr>
+          <w:p>
+            <w:r>
+              <w:t>Password@123</w:t>
+            </w:r>
+          </w:p>
+        </w:tc>
+      </w:tr>
+    </w:tbl>
+    <w:p/>
+    <w:p>
+      <w:pPr>
+        <w:pStyle w:val="Heading1"/>
+      </w:pPr>
+      <w:r>
+        <w:rPr>
+          <w:color w:val="14B8A6"/>
+        </w:rPr>
+        <w:t>4. Run Instructions</w:t>
       </w:r>
     </w:p>
     <w:p>
-      <w:pPr>
-        <w:ind w:left="360"/>
-      </w:pPr>
       <w:r>
-        <w:t>1. Verify PostgreSQL database is active with a database named 'shopsphere_db'. Run create_database.sql, create_tables.sql, and sample_data.sql scripts.</w:t>
-      </w:r>
-    </w:p>
-    <w:p>
-      <w:pPr>
-        <w:ind w:left="360"/>
-      </w:pPr>
-      <w:r>
-        <w:t>2. Verify database configuration in 'shopsphere/src/main/resources/application.properties' maps your password correctly.</w:t>
-      </w:r>
-    </w:p>
-    <w:p>
-      <w:pPr>
-        <w:ind w:left="360"/>
-      </w:pPr>
-      <w:r>
-        <w:t>3. Start the Spring Boot backend by running com.shopsphere.ShopsphereApplication.java in your IDE or executing '.\mvnw spring-boot:run' in your terminal.</w:t>
-      </w:r>
-    </w:p>
-    <w:p>
-      <w:pPr>
-        <w:ind w:left="360"/>
-      </w:pPr>
-      <w:r>
-        <w:t>4. Open another terminal, go to the project root, and boot the frontend via 'npm run dev'.</w:t>
-      </w:r>
-    </w:p>
-    <w:p>
-      <w:pPr>
-        <w:ind w:left="360"/>
-      </w:pPr>
-      <w:r>
-        <w:t>5. Open your browser to http://localhost:5173/register.</w:t>
-      </w:r>
-    </w:p>
-    <w:p>
-      <w:pPr>
-        <w:ind w:left="360"/>
-      </w:pPr>
-      <w:r>
-        <w:t>6. Enter the details for Customer 1 and Customer 2 (listed in Section 4 below) and click 'Sign Up'. The accounts will be registered successfully with no network CORS errors.</w:t>
-      </w:r>
-    </w:p>
-    <w:p>
-      <w:pPr>
-        <w:ind w:left="360"/>
-      </w:pPr>
-      <w:r>
-        <w:t>7. Go to the Login page, log in with the new customer credentials, and verify redirection to the customer dashboard displaying the user details.</w:t>
+        <w:t>1. Database: Initialize shopsphere_db in PostgreSQL and run create_database.sql, create_tables.sql, and sample_data.sql.</w:t>
+        <w:br/>
+        <w:t>2. Backend: Open terminal in 'shopsphere/' folder, verify credentials in application.properties, and run:</w:t>
+        <w:br/>
+        <w:t xml:space="preserve">   .\mvnw clean package -DskipTests</w:t>
+        <w:br/>
+        <w:t xml:space="preserve">   .\mvnw spring-boot:run</w:t>
+        <w:br/>
+        <w:t>3. Frontend: Open terminal in project root, install packages, and boot server:</w:t>
+        <w:br/>
+        <w:t xml:space="preserve">   npm install</w:t>
+        <w:br/>
+        <w:t xml:space="preserve">   npm run dev</w:t>
+        <w:br/>
+        <w:t>4. Open Browser: Go to http://localhost:5173</w:t>
       </w:r>
     </w:p>
     <w:p>
@@ -222,12 +305,7 @@
         <w:rPr>
           <w:color w:val="14B8A6"/>
         </w:rPr>
-        <w:t>4. Customer Testing Records</w:t>
-      </w:r>
-    </w:p>
-    <w:p>
-      <w:r>
-        <w:t>Use the following customer data to register and test the login functionality:</w:t>
+        <w:t>5. Verification Test Checklist</w:t>
       </w:r>
     </w:p>
     <w:tbl>
@@ -237,71 +315,38 @@
         <w:tblLook w:firstColumn="1" w:firstRow="1" w:lastColumn="0" w:lastRow="0" w:noHBand="0" w:noVBand="1" w:val="04A0"/>
       </w:tblPr>
       <w:tblGrid>
-        <w:gridCol w:w="1440"/>
-        <w:gridCol w:w="1440"/>
-        <w:gridCol w:w="1440"/>
-        <w:gridCol w:w="1440"/>
-        <w:gridCol w:w="1440"/>
-        <w:gridCol w:w="1440"/>
+        <w:gridCol w:w="2880"/>
+        <w:gridCol w:w="2880"/>
+        <w:gridCol w:w="2880"/>
       </w:tblGrid>
       <w:tr>
         <w:tc>
           <w:tcPr>
-            <w:tcW w:type="dxa" w:w="1440"/>
+            <w:tcW w:type="dxa" w:w="2880"/>
           </w:tcPr>
           <w:p>
             <w:r>
-              <w:t>Full Name</w:t>
+              <w:t>Test Case</w:t>
             </w:r>
           </w:p>
         </w:tc>
         <w:tc>
           <w:tcPr>
-            <w:tcW w:type="dxa" w:w="1440"/>
+            <w:tcW w:type="dxa" w:w="2880"/>
           </w:tcPr>
           <w:p>
             <w:r>
-              <w:t>Email</w:t>
+              <w:t>Expected Result</w:t>
             </w:r>
           </w:p>
         </w:tc>
         <w:tc>
           <w:tcPr>
-            <w:tcW w:type="dxa" w:w="1440"/>
+            <w:tcW w:type="dxa" w:w="2880"/>
           </w:tcPr>
           <w:p>
             <w:r>
-              <w:t>Password</w:t>
-            </w:r>
-          </w:p>
-        </w:tc>
-        <w:tc>
-          <w:tcPr>
-            <w:tcW w:type="dxa" w:w="1440"/>
-          </w:tcPr>
-          <w:p>
-            <w:r>
-              <w:t>Phone</w:t>
-            </w:r>
-          </w:p>
-        </w:tc>
-        <w:tc>
-          <w:tcPr>
-            <w:tcW w:type="dxa" w:w="1440"/>
-          </w:tcPr>
-          <w:p>
-            <w:r>
-              <w:t>City</w:t>
-            </w:r>
-          </w:p>
-        </w:tc>
-        <w:tc>
-          <w:tcPr>
-            <w:tcW w:type="dxa" w:w="1440"/>
-          </w:tcPr>
-          <w:p>
-            <w:r>
-              <w:t>State</w:t>
+              <w:t>Status</w:t>
             </w:r>
           </w:p>
         </w:tc>
@@ -309,61 +354,31 @@
       <w:tr>
         <w:tc>
           <w:tcPr>
-            <w:tcW w:type="dxa" w:w="1440"/>
+            <w:tcW w:type="dxa" w:w="2880"/>
           </w:tcPr>
           <w:p>
             <w:r>
-              <w:t>Ramya Ramadoss</w:t>
+              <w:t>Customer Signup</w:t>
             </w:r>
           </w:p>
         </w:tc>
         <w:tc>
           <w:tcPr>
-            <w:tcW w:type="dxa" w:w="1440"/>
+            <w:tcW w:type="dxa" w:w="2880"/>
           </w:tcPr>
           <w:p>
             <w:r>
-              <w:t>hairamy57@gmail.com</w:t>
+              <w:t>Account successfully created, success toast, redirects to login</w:t>
             </w:r>
           </w:p>
         </w:tc>
         <w:tc>
           <w:tcPr>
-            <w:tcW w:type="dxa" w:w="1440"/>
+            <w:tcW w:type="dxa" w:w="2880"/>
           </w:tcPr>
           <w:p>
             <w:r>
-              <w:t>password123</w:t>
-            </w:r>
-          </w:p>
-        </w:tc>
-        <w:tc>
-          <w:tcPr>
-            <w:tcW w:type="dxa" w:w="1440"/>
-          </w:tcPr>
-          <w:p>
-            <w:r>
-              <w:t>9876543210</w:t>
-            </w:r>
-          </w:p>
-        </w:tc>
-        <w:tc>
-          <w:tcPr>
-            <w:tcW w:type="dxa" w:w="1440"/>
-          </w:tcPr>
-          <w:p>
-            <w:r>
-              <w:t>Chennai</w:t>
-            </w:r>
-          </w:p>
-        </w:tc>
-        <w:tc>
-          <w:tcPr>
-            <w:tcW w:type="dxa" w:w="1440"/>
-          </w:tcPr>
-          <w:p>
-            <w:r>
-              <w:t>Tamil Nadu</w:t>
+              <w:t>Passed</w:t>
             </w:r>
           </w:p>
         </w:tc>
@@ -371,61 +386,127 @@
       <w:tr>
         <w:tc>
           <w:tcPr>
-            <w:tcW w:type="dxa" w:w="1440"/>
+            <w:tcW w:type="dxa" w:w="2880"/>
           </w:tcPr>
           <w:p>
             <w:r>
-              <w:t>John Doe</w:t>
+              <w:t>Duplicate Signup Error</w:t>
             </w:r>
           </w:p>
         </w:tc>
         <w:tc>
           <w:tcPr>
-            <w:tcW w:type="dxa" w:w="1440"/>
+            <w:tcW w:type="dxa" w:w="2880"/>
           </w:tcPr>
           <w:p>
             <w:r>
-              <w:t>johndoe@gmail.com</w:t>
+              <w:t>Red error toast shows 'Email already exists'</w:t>
             </w:r>
           </w:p>
         </w:tc>
         <w:tc>
           <w:tcPr>
-            <w:tcW w:type="dxa" w:w="1440"/>
+            <w:tcW w:type="dxa" w:w="2880"/>
           </w:tcPr>
           <w:p>
             <w:r>
-              <w:t>password123</w:t>
+              <w:t>Passed</w:t>
+            </w:r>
+          </w:p>
+        </w:tc>
+      </w:tr>
+      <w:tr>
+        <w:tc>
+          <w:tcPr>
+            <w:tcW w:type="dxa" w:w="2880"/>
+          </w:tcPr>
+          <w:p>
+            <w:r>
+              <w:t>Password Validation</w:t>
             </w:r>
           </w:p>
         </w:tc>
         <w:tc>
           <w:tcPr>
-            <w:tcW w:type="dxa" w:w="1440"/>
+            <w:tcW w:type="dxa" w:w="2880"/>
           </w:tcPr>
           <w:p>
             <w:r>
-              <w:t>9876543212</w:t>
+              <w:t>Client-side Zod validator blocks submission if password is &lt; 8 characters</w:t>
             </w:r>
           </w:p>
         </w:tc>
         <w:tc>
           <w:tcPr>
-            <w:tcW w:type="dxa" w:w="1440"/>
+            <w:tcW w:type="dxa" w:w="2880"/>
           </w:tcPr>
           <w:p>
             <w:r>
-              <w:t>Bangalore</w:t>
+              <w:t>Passed</w:t>
+            </w:r>
+          </w:p>
+        </w:tc>
+      </w:tr>
+      <w:tr>
+        <w:tc>
+          <w:tcPr>
+            <w:tcW w:type="dxa" w:w="2880"/>
+          </w:tcPr>
+          <w:p>
+            <w:r>
+              <w:t>User Role Login</w:t>
             </w:r>
           </w:p>
         </w:tc>
         <w:tc>
           <w:tcPr>
-            <w:tcW w:type="dxa" w:w="1440"/>
+            <w:tcW w:type="dxa" w:w="2880"/>
           </w:tcPr>
           <w:p>
             <w:r>
-              <w:t>Karnataka</w:t>
+              <w:t>Reads user role from JWT token and routes to Customer vs Admin dashboard</w:t>
+            </w:r>
+          </w:p>
+        </w:tc>
+        <w:tc>
+          <w:tcPr>
+            <w:tcW w:type="dxa" w:w="2880"/>
+          </w:tcPr>
+          <w:p>
+            <w:r>
+              <w:t>Passed</w:t>
+            </w:r>
+          </w:p>
+        </w:tc>
+      </w:tr>
+      <w:tr>
+        <w:tc>
+          <w:tcPr>
+            <w:tcW w:type="dxa" w:w="2880"/>
+          </w:tcPr>
+          <w:p>
+            <w:r>
+              <w:t>Admin REST Calls</w:t>
+            </w:r>
+          </w:p>
+        </w:tc>
+        <w:tc>
+          <w:tcPr>
+            <w:tcW w:type="dxa" w:w="2880"/>
+          </w:tcPr>
+          <w:p>
+            <w:r>
+              <w:t>Accesses admin product CRUD list on port 8080 from port 5173 without CORS blocks</w:t>
+            </w:r>
+          </w:p>
+        </w:tc>
+        <w:tc>
+          <w:tcPr>
+            <w:tcW w:type="dxa" w:w="2880"/>
+          </w:tcPr>
+          <w:p>
+            <w:r>
+              <w:t>Passed</w:t>
             </w:r>
           </w:p>
         </w:tc>
@@ -441,7 +522,7 @@
           <w:i/>
           <w:sz w:val="20"/>
         </w:rPr>
-        <w:t>--- End of Verification Report ---</w:t>
+        <w:t>--- End of Verification Handoff Report ---</w:t>
       </w:r>
     </w:p>
     <w:sectPr>
